--- a/HW05_DP1.docx
+++ b/HW05_DP1.docx
@@ -1502,6 +1502,7 @@
           <w:sz w:val="18"/>
         </w:rPr>
       </w:pPr>
+      <w:commentRangeStart w:id="0"/>
       <w:r>
         <w:rPr>
           <w:rFonts w:eastAsia="Calibri"/>
@@ -1515,6 +1516,13 @@
           <w:sz w:val="18"/>
         </w:rPr>
         <w:t>4 9</w:t>
+      </w:r>
+      <w:commentRangeEnd w:id="0"/>
+      <w:r>
+        <w:rPr>
+          <w:rStyle w:val="CommentReference"/>
+        </w:rPr>
+        <w:commentReference w:id="0"/>
       </w:r>
     </w:p>
     <w:p>
@@ -3686,6 +3694,7 @@
                 <w:sz w:val="19"/>
               </w:rPr>
             </w:pPr>
+            <w:commentRangeStart w:id="1"/>
             <w:r>
               <w:rPr>
                 <w:rFonts w:ascii="Consolas" w:eastAsia="Consolas" w:hAnsi="Consolas"/>
@@ -3699,6 +3708,13 @@
                 <w:sz w:val="19"/>
               </w:rPr>
               <w:t>import java.util.Scanner;</w:t>
+            </w:r>
+            <w:commentRangeEnd w:id="1"/>
+            <w:r>
+              <w:rPr>
+                <w:rStyle w:val="CommentReference"/>
+              </w:rPr>
+              <w:commentReference w:id="1"/>
             </w:r>
           </w:p>
           <w:p>
@@ -4903,6 +4919,7 @@
                 <w:sz w:val="19"/>
               </w:rPr>
             </w:pPr>
+            <w:commentRangeStart w:id="2"/>
             <w:r>
               <w:rPr>
                 <w:rFonts w:ascii="Consolas" w:eastAsia="Consolas" w:hAnsi="Consolas"/>
@@ -4916,6 +4933,13 @@
                 <w:sz w:val="19"/>
               </w:rPr>
               <w:t>import java.util.Scanner;</w:t>
+            </w:r>
+            <w:commentRangeEnd w:id="2"/>
+            <w:r>
+              <w:rPr>
+                <w:rStyle w:val="CommentReference"/>
+              </w:rPr>
+              <w:commentReference w:id="2"/>
             </w:r>
           </w:p>
           <w:p>
@@ -5748,6 +5772,59 @@
     </w:sectPr>
   </w:body>
 </w:document>
+</file>
+
+<file path=word/comments.xml><?xml version="1.0" encoding="utf-8"?>
+<w:comments xmlns:a="http://schemas.openxmlformats.org/drawingml/2006/main" xmlns:pic="http://schemas.openxmlformats.org/drawingml/2006/picture" xmlns:r="http://schemas.openxmlformats.org/officeDocument/2006/relationships" xmlns:w="http://schemas.openxmlformats.org/wordprocessingml/2006/main" xmlns:wp="http://schemas.openxmlformats.org/drawingml/2006/wordprocessingDrawing" xmlns:mc="http://schemas.openxmlformats.org/markup-compatibility/2006" xmlns:a14="http://schemas.microsoft.com/office/drawing/2010/main" xmlns:w14="http://schemas.microsoft.com/office/word/2010/wordml" xmlns:wpc="http://schemas.microsoft.com/office/word/2010/wordprocessingCanvas">
+  <w:comment w:id="0" w:author="Gong Qiushi" w:initials="GQ" w:date="2026-10-23T00:18:17Z">
+    <w:p>
+      <w:pPr>
+        <w:pStyle w:val="CommentText"/>
+      </w:pPr>
+      <w:r>
+        <w:rPr>
+          <w:rStyle w:val="CommentReference"/>
+        </w:rPr>
+        <w:annotationRef/>
+      </w:r>
+      <w:r>
+        <w:t>2/3 - The number of lines is missing. - Both output lines are correct, but the task also asks 'including how many lines it contains' - state '2 lines'. (-1)</w:t>
+      </w:r>
+    </w:p>
+  </w:comment>
+  <w:comment w:id="1" w:author="Gong Qiushi" w:initials="GQ" w:date="2026-10-23T00:18:17Z">
+    <w:p>
+      <w:pPr>
+        <w:pStyle w:val="CommentText"/>
+      </w:pPr>
+      <w:r>
+        <w:rPr>
+          <w:rStyle w:val="CommentReference"/>
+        </w:rPr>
+        <w:annotationRef/>
+      </w:r>
+      <w:r>
+        <w:t>14/18 - `addBonus` does not change the caller's array. - `marks = newMarks;` only re-points the local parameter; the array in `main` stays unchanged, so the 'After' line would print the original values. Change the elements in place: `marks[i] = marks[i] + 5;`. (-4)</w:t>
+      </w:r>
+    </w:p>
+  </w:comment>
+  <w:comment w:id="2" w:author="Gong Qiushi" w:initials="GQ" w:date="2026-10-23T00:18:17Z">
+    <w:p>
+      <w:pPr>
+        <w:pStyle w:val="CommentText"/>
+      </w:pPr>
+      <w:r>
+        <w:rPr>
+          <w:rStyle w:val="CommentReference"/>
+        </w:rPr>
+        <w:annotationRef/>
+      </w:r>
+      <w:r>
+        <w:t>16/22 - Two problems in `find`. - (1) `break` stops after the first match, so only the first position is printed; the task wants every position. (2) The `else` prints 'not found' after each non-matching element - it should print once, only if nothing was found (use a flag checked after the loop). Your own expected output (indices 0, 3, 5) is right, but the code cannot produce it. (-6)</w:t>
+      </w:r>
+    </w:p>
+  </w:comment>
+</w:comments>
 </file>
 
 <file path=word/endnotes.xml><?xml version="1.0" encoding="utf-8"?>
